--- a/docs/lab3_report.docx
+++ b/docs/lab3_report.docx
@@ -5,28 +5,12 @@
     <w:p>
       <w:pPr>
         <w:jc w:val="center"/>
-        <w:rPr>
-          <w:b/>
-        </w:rPr>
       </w:pPr>
       <w:r>
         <w:rPr>
           <w:b/>
         </w:rPr>
-        <w:t xml:space="preserve">Лабораторна робота </w:t>
-      </w:r>
-      <w:r>
-        <w:rPr>
-          <w:b/>
-          <w:lang w:val="uk-UA"/>
-        </w:rPr>
-        <w:t>№</w:t>
-      </w:r>
-      <w:r>
-        <w:rPr>
-          <w:b/>
-        </w:rPr>
-        <w:t>3</w:t>
+        <w:t>Лабораторна робота 3</w:t>
       </w:r>
     </w:p>
     <w:p>
@@ -61,7 +45,15 @@
         <w:jc w:val="center"/>
       </w:pPr>
       <w:r>
-        <w:t xml:space="preserve">База даних: logistics. Скрипт: </w:t>
+        <w:t xml:space="preserve">База даних: logistics. </w:t>
+      </w:r>
+      <w:proofErr w:type="spellStart"/>
+      <w:r>
+        <w:t>Скрипт</w:t>
+      </w:r>
+      <w:proofErr w:type="spellEnd"/>
+      <w:r>
+        <w:t xml:space="preserve">: </w:t>
       </w:r>
       <w:r>
         <w:t>docs/lab3/lab3_oltp.sql</w:t>
@@ -78,7 +70,35 @@
         <w:rPr>
           <w:lang w:val="uk-UA"/>
         </w:rPr>
-        <w:t>Виконали: Бенедюк, Прасол</w:t>
+        <w:t xml:space="preserve">Виконали: </w:t>
+      </w:r>
+      <w:proofErr w:type="spellStart"/>
+      <w:r>
+        <w:rPr>
+          <w:lang w:val="uk-UA"/>
+        </w:rPr>
+        <w:t>Бенедюк</w:t>
+      </w:r>
+      <w:proofErr w:type="spellEnd"/>
+      <w:r>
+        <w:rPr>
+          <w:lang w:val="uk-UA"/>
+        </w:rPr>
+        <w:t xml:space="preserve"> Ярослав, </w:t>
+      </w:r>
+      <w:proofErr w:type="spellStart"/>
+      <w:r>
+        <w:rPr>
+          <w:lang w:val="uk-UA"/>
+        </w:rPr>
+        <w:t>Прасол</w:t>
+      </w:r>
+      <w:proofErr w:type="spellEnd"/>
+      <w:r>
+        <w:rPr>
+          <w:lang w:val="uk-UA"/>
+        </w:rPr>
+        <w:t xml:space="preserve"> Максим </w:t>
       </w:r>
     </w:p>
     <w:p/>
@@ -97,19 +117,26 @@
       <w:r>
         <w:t>кож пов'язаних змін у транзакціях.</w:t>
       </w:r>
+    </w:p>
+    <w:p>
+      <w:r>
+        <w:t>Запити написано лише з використанням конструкцій, розглянутих на лекціях 01-04 курсу.</w:t>
+      </w:r>
+    </w:p>
+    <w:p>
+      <w:pPr>
+        <w:pStyle w:val="1"/>
+      </w:pPr>
       <w:r>
         <w:t>2. Схема бази даних</w:t>
       </w:r>
     </w:p>
     <w:p>
       <w:r>
-        <w:t>С</w:t>
+        <w:t xml:space="preserve">Схему з лабораторної роботи 2 без змін містить скрипт docs/lab3/lab3_oltp.sql (розділ 0: CREATE і початкові дані). </w:t>
       </w:r>
       <w:r>
-        <w:t>хему створено скриптом docs/adr/schema.sql (лабораторна робота 2). Нижче наведено підсумок таблиць, стовпців і клю</w:t>
-      </w:r>
-      <w:r>
-        <w:t>чів.</w:t>
+        <w:t>Нижче наведено підсумок таблиць, стовпців і ключів.</w:t>
       </w:r>
     </w:p>
     <w:p>
@@ -272,7 +299,13 @@
               <w:rPr>
                 <w:sz w:val="20"/>
               </w:rPr>
-              <w:t>email UNIQUE; phone починається з '+'</w:t>
+              <w:t xml:space="preserve">email UNIQUE; phone </w:t>
+            </w:r>
+            <w:r>
+              <w:rPr>
+                <w:sz w:val="20"/>
+              </w:rPr>
+              <w:t>починається з '+'</w:t>
             </w:r>
           </w:p>
         </w:tc>
@@ -300,13 +333,7 @@
               <w:rPr>
                 <w:sz w:val="20"/>
               </w:rPr>
-              <w:t xml:space="preserve">product_id, sku_code, name, </w:t>
-            </w:r>
-            <w:r>
-              <w:rPr>
-                <w:sz w:val="20"/>
-              </w:rPr>
-              <w:t>description, unit, min_stock_level</w:t>
+              <w:t>product_id, sku_code, name, description, unit, min_stock_level</w:t>
             </w:r>
           </w:p>
         </w:tc>
@@ -412,13 +439,13 @@
               <w:rPr>
                 <w:sz w:val="20"/>
               </w:rPr>
-              <w:t>location_code UNIQUE; (zone, shelf_number) UNIQUE; max_capacit</w:t>
-            </w:r>
-            <w:r>
-              <w:rPr>
-                <w:sz w:val="20"/>
-              </w:rPr>
-              <w:t>y &gt; 0</w:t>
+              <w:t>locatio</w:t>
+            </w:r>
+            <w:r>
+              <w:rPr>
+                <w:sz w:val="20"/>
+              </w:rPr>
+              <w:t>n_code UNIQUE; (zone, shelf_number) UNIQUE; max_capacity &gt; 0</w:t>
             </w:r>
           </w:p>
         </w:tc>
@@ -513,13 +540,7 @@
               <w:rPr>
                 <w:sz w:val="20"/>
               </w:rPr>
-              <w:t xml:space="preserve">order_id, product_id, location_id, </w:t>
-            </w:r>
-            <w:r>
-              <w:rPr>
-                <w:sz w:val="20"/>
-              </w:rPr>
-              <w:t>quantity, unit_price, batch_number, expiry_date</w:t>
+              <w:t>order_id, product_id, location_id, quantity, unit_price, batch_number, expiry_date</w:t>
             </w:r>
           </w:p>
         </w:tc>
@@ -599,7 +620,13 @@
               <w:rPr>
                 <w:sz w:val="20"/>
               </w:rPr>
-              <w:t>(product_id, location_id)</w:t>
+              <w:t>(product_id, location_i</w:t>
+            </w:r>
+            <w:r>
+              <w:rPr>
+                <w:sz w:val="20"/>
+              </w:rPr>
+              <w:t>d)</w:t>
             </w:r>
           </w:p>
         </w:tc>
@@ -640,13 +667,7 @@
               <w:rPr>
                 <w:sz w:val="20"/>
               </w:rPr>
-              <w:t>inven</w:t>
-            </w:r>
-            <w:r>
-              <w:rPr>
-                <w:sz w:val="20"/>
-              </w:rPr>
-              <w:t>tory_movement</w:t>
+              <w:t>inventory_movement</w:t>
             </w:r>
           </w:p>
         </w:tc>
@@ -659,14 +680,14 @@
               <w:rPr>
                 <w:sz w:val="20"/>
               </w:rPr>
-              <w:t xml:space="preserve">movement_id, movement_type, product_id, from_location_id, to_location_id, quantity, </w:t>
+              <w:t xml:space="preserve">movement_id, movement_type, </w:t>
             </w:r>
             <w:r>
               <w:rPr>
                 <w:sz w:val="20"/>
               </w:rPr>
               <w:lastRenderedPageBreak/>
-              <w:t>reason, movement_date, created_by</w:t>
+              <w:t>product_id, from_location_id, to_location_id, quantity, reason, movement_date, created_by</w:t>
             </w:r>
           </w:p>
         </w:tc>
@@ -693,7 +714,14 @@
               <w:rPr>
                 <w:sz w:val="20"/>
               </w:rPr>
-              <w:t>product_id, from_location_id, to_location_id</w:t>
+              <w:t xml:space="preserve">product_id, from_location_id, </w:t>
+            </w:r>
+            <w:r>
+              <w:rPr>
+                <w:sz w:val="20"/>
+              </w:rPr>
+              <w:lastRenderedPageBreak/>
+              <w:t>to_location_id</w:t>
             </w:r>
           </w:p>
         </w:tc>
@@ -706,12 +734,20 @@
               <w:rPr>
                 <w:sz w:val="20"/>
               </w:rPr>
-              <w:t xml:space="preserve">quantity &gt; 0; from &lt;&gt; to; transfer має отримувача, </w:t>
-            </w:r>
-            <w:r>
-              <w:rPr>
-                <w:sz w:val="20"/>
-              </w:rPr>
+              <w:lastRenderedPageBreak/>
+              <w:t xml:space="preserve">quantity &gt; 0; </w:t>
+            </w:r>
+            <w:r>
+              <w:rPr>
+                <w:sz w:val="20"/>
+              </w:rPr>
+              <w:t xml:space="preserve">from &lt;&gt; to; transfer має отримувача, </w:t>
+            </w:r>
+            <w:r>
+              <w:rPr>
+                <w:sz w:val="20"/>
+              </w:rPr>
+              <w:lastRenderedPageBreak/>
               <w:t>write_off - ні</w:t>
             </w:r>
           </w:p>
@@ -729,10 +765,10 @@
     </w:p>
     <w:p>
       <w:r>
-        <w:t xml:space="preserve">Enum-типи: unit_type ('piece', 'kg', 'liter', 'box', 'pallet'); order_status ('draft', 'received', 'cancelled'); movement_kind ('transfer', 'write_off'). Ідентифікатори створюються через GENERATED ALWAYS AS </w:t>
+        <w:t xml:space="preserve">Enum-типи: unit_type ('piece', 'kg', 'liter', 'box', 'pallet'); order_status ('draft', 'received', 'cancelled'); movement_kind ('transfer', 'write_off'). Ідентифікатори </w:t>
       </w:r>
       <w:r>
-        <w:t>IDENTITY, тому в запитах їх не задаємо вручну.</w:t>
+        <w:t>створюються через GENERATED ALWAYS AS IDENTITY, тому в запитах їх не задаємо вручну.</w:t>
       </w:r>
     </w:p>
     <w:p>
@@ -748,7 +784,10 @@
         <w:pStyle w:val="a0"/>
       </w:pPr>
       <w:r>
-        <w:t>Схема не містить тригерів. Залишки (inventory_stock), total_cost накладної та зміни статусів оновлюються прикладними запитами в транзакціях.</w:t>
+        <w:t>Схема не містить тригерів. Залишки (inventory_stock), total_cost накладної та зміни статусів оновлюються прикладними запитами в транзакц</w:t>
+      </w:r>
+      <w:r>
+        <w:t>іях.</w:t>
       </w:r>
     </w:p>
     <w:p>
@@ -756,10 +795,7 @@
         <w:pStyle w:val="a0"/>
       </w:pPr>
       <w:r>
-        <w:t>БД не перевіряє переходи статусів</w:t>
-      </w:r>
-      <w:r>
-        <w:t xml:space="preserve"> накладної. Тому оновлення статусу виконується з умовою status = 'draft' як захистом на рівні запиту.</w:t>
+        <w:t>БД не перевіряє переходи статусів накладної. Тому оновлення статусу виконується з умовою status = 'draft' як захистом на рівні запиту.</w:t>
       </w:r>
     </w:p>
     <w:p>
@@ -775,10 +811,10 @@
         <w:pStyle w:val="a0"/>
       </w:pPr>
       <w:r>
-        <w:t xml:space="preserve">created_by - довільний рядок; користувачів </w:t>
+        <w:t>creat</w:t>
       </w:r>
       <w:r>
-        <w:t>і ролей немає.</w:t>
+        <w:t>ed_by - довільний рядок; користувачів і ролей немає.</w:t>
       </w:r>
     </w:p>
     <w:p>
@@ -791,10 +827,10 @@
     </w:p>
     <w:p>
       <w:r>
-        <w:t>Після виконання schema.sql таблиці містять такі рядки: supplier - 5, product - 5, warehouse_location - 5, supply_order - 5, supply_item - 7, inventory_stock - 9, inventory_movement - 5. Це відповідає вимозі щонайменш</w:t>
+        <w:t xml:space="preserve">Після розділу 0 скрипта таблиці містять такі рядки: supplier - 5, product - 5, warehouse_location - 5, supply_order - 5, supply_item - 7, inventory_stock - 9, inventory_movement </w:t>
       </w:r>
       <w:r>
-        <w:t>е 3-5 рядків у кожній таблиці.</w:t>
+        <w:t>- 5. Це відповідає вимозі щонайменше 3-5 рядків у кожній таблиці.</w:t>
       </w:r>
     </w:p>
     <w:p>
@@ -815,7 +851,10 @@
         <w:pStyle w:val="21"/>
       </w:pPr>
       <w:r>
-        <w:t>4.1. SELECT - отримання даних</w:t>
+        <w:t>4.1. SELECT - отр</w:t>
+      </w:r>
+      <w:r>
+        <w:t>имання даних</w:t>
       </w:r>
     </w:p>
     <w:tbl>
@@ -872,14 +911,7 @@
                 <w:b/>
                 <w:sz w:val="20"/>
               </w:rPr>
-              <w:t xml:space="preserve">Ключові </w:t>
-            </w:r>
-            <w:r>
-              <w:rPr>
-                <w:b/>
-                <w:sz w:val="20"/>
-              </w:rPr>
-              <w:t>конструкції</w:t>
+              <w:t>Ключові конструкції</w:t>
             </w:r>
           </w:p>
         </w:tc>
@@ -1030,13 +1062,13 @@
               <w:rPr>
                 <w:sz w:val="20"/>
               </w:rPr>
-              <w:t xml:space="preserve">Пошук товарів за назвою без урахування </w:t>
-            </w:r>
-            <w:r>
-              <w:rPr>
-                <w:sz w:val="20"/>
-              </w:rPr>
-              <w:t>регістру</w:t>
+              <w:t xml:space="preserve">Пошук </w:t>
+            </w:r>
+            <w:r>
+              <w:rPr>
+                <w:sz w:val="20"/>
+              </w:rPr>
+              <w:t>товарів за назвою без урахування регістру</w:t>
             </w:r>
           </w:p>
         </w:tc>
@@ -1185,7 +1217,13 @@
               <w:rPr>
                 <w:sz w:val="20"/>
               </w:rPr>
-              <w:t>1.6</w:t>
+              <w:t>1.</w:t>
+            </w:r>
+            <w:r>
+              <w:rPr>
+                <w:sz w:val="20"/>
+              </w:rPr>
+              <w:t>6</w:t>
             </w:r>
           </w:p>
         </w:tc>
@@ -1386,13 +1424,7 @@
               <w:rPr>
                 <w:sz w:val="20"/>
               </w:rPr>
-              <w:t xml:space="preserve">LOC-B-1 (2000), далі LOC-A-1, </w:t>
-            </w:r>
-            <w:r>
-              <w:rPr>
-                <w:sz w:val="20"/>
-              </w:rPr>
-              <w:t>LOC-A-2 (500)</w:t>
+              <w:t>LOC-B-1 (2000), далі LOC-A-1, LOC-A-2 (500)</w:t>
             </w:r>
           </w:p>
         </w:tc>
@@ -1446,7 +1478,14 @@
               <w:rPr>
                 <w:sz w:val="20"/>
               </w:rPr>
-              <w:t>5 накладних; 3 отримані; сума 165 500,00</w:t>
+              <w:t xml:space="preserve">5 накладних; 3 отримані; сума 165 </w:t>
+            </w:r>
+            <w:r>
+              <w:rPr>
+                <w:sz w:val="20"/>
+              </w:rPr>
+              <w:lastRenderedPageBreak/>
+              <w:t>500,00</w:t>
             </w:r>
           </w:p>
         </w:tc>
@@ -1461,6 +1500,7 @@
               <w:rPr>
                 <w:sz w:val="20"/>
               </w:rPr>
+              <w:lastRenderedPageBreak/>
               <w:t>1.11</w:t>
             </w:r>
           </w:p>
@@ -1515,7 +1555,6 @@
               <w:rPr>
                 <w:sz w:val="20"/>
               </w:rPr>
-              <w:lastRenderedPageBreak/>
               <w:t>1.12</w:t>
             </w:r>
           </w:p>
@@ -1583,13 +1622,7 @@
               <w:rPr>
                 <w:sz w:val="20"/>
               </w:rPr>
-              <w:t xml:space="preserve">Списання (без </w:t>
-            </w:r>
-            <w:r>
-              <w:rPr>
-                <w:sz w:val="20"/>
-              </w:rPr>
-              <w:t>комірки-отримувача)</w:t>
+              <w:t>Списання (без комірки-отримувача)</w:t>
             </w:r>
           </w:p>
         </w:tc>
@@ -1753,7 +1786,14 @@
                 <w:b/>
                 <w:sz w:val="20"/>
               </w:rPr>
-              <w:t>Очікуваний результат</w:t>
+              <w:t xml:space="preserve">Очікуваний </w:t>
+            </w:r>
+            <w:r>
+              <w:rPr>
+                <w:b/>
+                <w:sz w:val="20"/>
+              </w:rPr>
+              <w:t>результат</w:t>
             </w:r>
           </w:p>
         </w:tc>
@@ -1781,13 +1821,7 @@
               <w:rPr>
                 <w:sz w:val="20"/>
               </w:rPr>
-              <w:t xml:space="preserve">Постачальник ТОВ </w:t>
-            </w:r>
-            <w:r>
-              <w:rPr>
-                <w:sz w:val="20"/>
-              </w:rPr>
-              <w:t>СвітлоМережа</w:t>
+              <w:t>Постачальник ТОВ СвітлоМережа</w:t>
             </w:r>
           </w:p>
         </w:tc>
@@ -1949,7 +1983,13 @@
               <w:rPr>
                 <w:sz w:val="20"/>
               </w:rPr>
-              <w:t>Накладна ORD-2026-06</w:t>
+              <w:t xml:space="preserve">Накладна </w:t>
+            </w:r>
+            <w:r>
+              <w:rPr>
+                <w:sz w:val="20"/>
+              </w:rPr>
+              <w:t>ORD-2026-06</w:t>
             </w:r>
           </w:p>
         </w:tc>
@@ -1962,13 +2002,7 @@
               <w:rPr>
                 <w:sz w:val="20"/>
               </w:rPr>
-              <w:t xml:space="preserve">постачальник через підзапит за </w:t>
-            </w:r>
-            <w:r>
-              <w:rPr>
-                <w:sz w:val="20"/>
-              </w:rPr>
-              <w:t>email</w:t>
+              <w:t>постачальник через підзапит за email</w:t>
             </w:r>
           </w:p>
         </w:tc>
@@ -2076,7 +2110,13 @@
               <w:rPr>
                 <w:sz w:val="20"/>
               </w:rPr>
-              <w:t>UPDATE ... SET total_cost = (SELECT sum(...))</w:t>
+              <w:t xml:space="preserve">UPDATE ... SET total_cost = (SELECT </w:t>
+            </w:r>
+            <w:r>
+              <w:rPr>
+                <w:sz w:val="20"/>
+              </w:rPr>
+              <w:t>sum(...))</w:t>
             </w:r>
           </w:p>
         </w:tc>
@@ -2117,13 +2157,7 @@
               <w:rPr>
                 <w:sz w:val="20"/>
               </w:rPr>
-              <w:t xml:space="preserve">Повторна </w:t>
-            </w:r>
-            <w:r>
-              <w:rPr>
-                <w:sz w:val="20"/>
-              </w:rPr>
-              <w:t>вставка існуючого постачальника</w:t>
+              <w:t>Повторна вставка існуючого постачальника</w:t>
             </w:r>
           </w:p>
         </w:tc>
@@ -2287,13 +2321,7 @@
               <w:rPr>
                 <w:sz w:val="20"/>
               </w:rPr>
-              <w:t xml:space="preserve">1 рядок </w:t>
-            </w:r>
-            <w:r>
-              <w:rPr>
-                <w:sz w:val="20"/>
-              </w:rPr>
-              <w:t>(min_stock_level = 5)</w:t>
+              <w:t>1 рядок (min_stock_level = 5)</w:t>
             </w:r>
           </w:p>
         </w:tc>
@@ -2509,7 +2537,13 @@
               <w:rPr>
                 <w:sz w:val="20"/>
               </w:rPr>
-              <w:t>статус received; додано 2 рядки залишків: SFP 20 і PDU 30 у LOC-E-1</w:t>
+              <w:t xml:space="preserve">статус received; додано 2 рядки залишків: SFP 20 </w:t>
+            </w:r>
+            <w:r>
+              <w:rPr>
+                <w:sz w:val="20"/>
+              </w:rPr>
+              <w:t>і PDU 30 у LOC-E-1</w:t>
             </w:r>
           </w:p>
         </w:tc>
@@ -2537,13 +2571,7 @@
               <w:rPr>
                 <w:sz w:val="20"/>
               </w:rPr>
-              <w:t>Переміще</w:t>
-            </w:r>
-            <w:r>
-              <w:rPr>
-                <w:sz w:val="20"/>
-              </w:rPr>
-              <w:t>ння 5 шт. SFP з LOC-E-1 в LOC-A-1 і списання 2 шт. PDU (транзакція)</w:t>
+              <w:t>Переміщення 5 шт. SFP з LOC-E-1 в LOC-A-1 і списання 2 шт. PDU (транзакція)</w:t>
             </w:r>
           </w:p>
         </w:tc>
@@ -2623,13 +2651,7 @@
               <w:rPr>
                 <w:sz w:val="20"/>
               </w:rPr>
-              <w:t xml:space="preserve">12 рядків </w:t>
-            </w:r>
-            <w:r>
-              <w:rPr>
-                <w:sz w:val="20"/>
-              </w:rPr>
-              <w:t>залишків</w:t>
+              <w:t>12 рядків залишків</w:t>
             </w:r>
           </w:p>
         </w:tc>
@@ -2875,7 +2897,13 @@
               <w:rPr>
                 <w:sz w:val="20"/>
               </w:rPr>
-              <w:t>1 позиція і 1 накладна видалені в транзакції</w:t>
+              <w:t xml:space="preserve">1 позиція і 1 накладна видалені в </w:t>
+            </w:r>
+            <w:r>
+              <w:rPr>
+                <w:sz w:val="20"/>
+              </w:rPr>
+              <w:t>транзакції</w:t>
             </w:r>
           </w:p>
         </w:tc>
@@ -2890,6 +2918,7 @@
               <w:rPr>
                 <w:sz w:val="20"/>
               </w:rPr>
+              <w:lastRenderedPageBreak/>
               <w:t>4.3</w:t>
             </w:r>
           </w:p>
@@ -2903,13 +2932,7 @@
               <w:rPr>
                 <w:sz w:val="20"/>
               </w:rPr>
-              <w:t xml:space="preserve">Демонстрація DELETE за </w:t>
-            </w:r>
-            <w:r>
-              <w:rPr>
-                <w:sz w:val="20"/>
-              </w:rPr>
-              <w:t>автором</w:t>
+              <w:t>Демонстрація DELETE за автором</w:t>
             </w:r>
           </w:p>
         </w:tc>
@@ -2947,16 +2970,15 @@
         <w:pStyle w:val="21"/>
       </w:pPr>
       <w:r>
-        <w:lastRenderedPageBreak/>
         <w:t>4.5. Очікувана помилка</w:t>
       </w:r>
     </w:p>
     <w:p>
       <w:r>
-        <w:t xml:space="preserve">Запит DELETE FROM supplier WHERE email = 'info@electro.ua' має завершитися помилкою: у постачальника є накладні, і </w:t>
+        <w:t xml:space="preserve">Запит DELETE FROM supplier WHERE email = 'info@electro.ua' має завершитися </w:t>
       </w:r>
       <w:r>
-        <w:t>зовнішній ключ supply_order.supplier_id блокує видалення. Це підтверджує виконання вимоги R-10 (цілісність посилань).</w:t>
+        <w:t>помилкою: у постачальника є накладні, і зовнішній ключ supply_order.supplier_id блокує видалення. Це підтверджує виконання вимоги R-10 (цілісність посилань).</w:t>
       </w:r>
     </w:p>
     <w:p>
@@ -2972,7 +2994,10 @@
         <w:pStyle w:val="a0"/>
       </w:pPr>
       <w:r>
-        <w:t>Перед кожним UPDATE і DELETE виконано SELECT з тією самою умовою WHERE, щоб перевірити набір рядків.</w:t>
+        <w:t>Перед кожним UPDATE і DELETE виконано SELECT з тією самою умовою WHERE</w:t>
+      </w:r>
+      <w:r>
+        <w:t>, щоб перевірити набір рядків.</w:t>
       </w:r>
     </w:p>
     <w:p>
@@ -2980,10 +3005,7 @@
         <w:pStyle w:val="a0"/>
       </w:pPr>
       <w:r>
-        <w:t>Пов'язані</w:t>
-      </w:r>
-      <w:r>
-        <w:t xml:space="preserve"> зміни (оприбуткування, переміщення і списання) виконано в транзакціях BEGIN ... COMMIT, щоб статус накладної, журнал і залишки не розходилися.</w:t>
+        <w:t>Пов'язані зміни (оприбуткування, переміщення і списання) виконано в транзакціях BEGIN ... COMMIT, щоб статус накладної, журнал і залишки не розходилися.</w:t>
       </w:r>
     </w:p>
     <w:p>
@@ -2991,10 +3013,10 @@
         <w:pStyle w:val="a0"/>
       </w:pPr>
       <w:r>
-        <w:t>Демонстрації 3.8 і 4.3 виконано в транзакціях із ROLLBACK, щоб показати наслідки помилкового WHERE без втрати да</w:t>
+        <w:t xml:space="preserve">Демонстрації 3.8 і 4.3 виконано в транзакціях із ROLLBACK, щоб показати </w:t>
       </w:r>
       <w:r>
-        <w:t>них.</w:t>
+        <w:t>наслідки помилкового WHERE без втрати даних.</w:t>
       </w:r>
     </w:p>
     <w:p>
@@ -3023,7 +3045,10 @@
         <w:pStyle w:val="a0"/>
       </w:pPr>
       <w:r>
-        <w:t>[ ] Виконано docs/adr/schema.sql без помилок.</w:t>
+        <w:t>[ ] Вик</w:t>
+      </w:r>
+      <w:r>
+        <w:t>онано docs/lab3/lab3_oltp.sql з порожньої бази (розділи 0-5) без помилок.</w:t>
       </w:r>
     </w:p>
     <w:p>
@@ -3031,10 +3056,7 @@
         <w:pStyle w:val="a0"/>
       </w:pPr>
       <w:r>
-        <w:t>[</w:t>
-      </w:r>
-      <w:r>
-        <w:t xml:space="preserve"> ] Виконано docs/lab3/lab3_oltp.sql, розділи 0-5, без помилок.</w:t>
+        <w:t>[ ] Кількість рядків і значення у таблицях розділу 4 звіту збігаються з результатами pgAdmin.</w:t>
       </w:r>
     </w:p>
     <w:p>
@@ -3042,7 +3064,10 @@
         <w:pStyle w:val="a0"/>
       </w:pPr>
       <w:r>
-        <w:t>[ ] Кількість рядків і значення у таблицях розділу 4 збігаються з результатами pgAdmin.</w:t>
+        <w:t>[ ] Блок з очікуваною помилкою (в кінці скрипта) виконано окремо і помилка відповідає оч</w:t>
+      </w:r>
+      <w:r>
+        <w:t>ікуваній.</w:t>
       </w:r>
     </w:p>
     <w:p>
@@ -3050,18 +3075,7 @@
         <w:pStyle w:val="a0"/>
       </w:pPr>
       <w:r>
-        <w:t>[ ] Блок з очікуваною помилкою (розділ 4.5) виконано окремо і помилка відповідає очікуваній.</w:t>
-      </w:r>
-    </w:p>
-    <w:p>
-      <w:pPr>
-        <w:pStyle w:val="a0"/>
-      </w:pPr>
-      <w:r>
-        <w:t>[ ] Додано с</w:t>
-      </w:r>
-      <w:r>
-        <w:t>криншоти результатів SELECT * з розділу 5 скрипта (за потреби).</w:t>
+        <w:t>[ ] Додано скриншоти результатів SELECT * з розділу 5 скрипта (за потреби).</w:t>
       </w:r>
     </w:p>
     <w:p>
@@ -3085,10 +3099,10 @@
         <w:pStyle w:val="a0"/>
       </w:pPr>
       <w:r>
-        <w:t>Обмеження (UNIQUE, CHECK, FOREIGN KEY, enum) не дозволяю</w:t>
+        <w:t xml:space="preserve">Обмеження (UNIQUE, CHECK, FOREIGN </w:t>
       </w:r>
       <w:r>
-        <w:t>ть записати некоректні значення; окремі випадки з помилками показано у розділі 4.5 і в docs/adr/tests.sql.</w:t>
+        <w:t>KEY, enum) не дозволяють записати некоректні значення; окремі випадки з помилками показано у розділі 4.5 звіту та в docs/adr/tests.sql.</w:t>
       </w:r>
     </w:p>
     <w:p>
@@ -3096,10 +3110,10 @@
         <w:pStyle w:val="a0"/>
       </w:pPr>
       <w:r>
-        <w:t>Схема не автоматизує залишки, суми і статуси. Для коректної роботи ці правила мають виконуватися прикладними запитами в транзакціях, як показано у ро</w:t>
+        <w:t xml:space="preserve">Схема не автоматизує залишки, суми і статуси. Для коректної роботи ці правила мають виконуватися прикладними запитами в </w:t>
       </w:r>
       <w:r>
-        <w:t>зділі 3 скрипта.</w:t>
+        <w:t>транзакціях, як показано у розділі 3 скрипта.</w:t>
       </w:r>
     </w:p>
     <w:p>
@@ -3115,6 +3129,7 @@
         <w:pStyle w:val="1"/>
       </w:pPr>
       <w:r>
+        <w:lastRenderedPageBreak/>
         <w:t>Додаток. Файли</w:t>
       </w:r>
     </w:p>
@@ -3131,10 +3146,10 @@
         <w:pStyle w:val="a0"/>
       </w:pPr>
       <w:r>
-        <w:t xml:space="preserve">docs/adr/schema.sql - схема бази </w:t>
+        <w:t>docs/adr/s</w:t>
       </w:r>
       <w:r>
-        <w:t>даних (лабораторна робота 2).</w:t>
+        <w:t>chema.sql - схема бази даних лабораторної роботи 2 (лишилась без змін).</w:t>
       </w:r>
     </w:p>
     <w:p>
@@ -3142,7 +3157,6 @@
         <w:pStyle w:val="a0"/>
       </w:pPr>
       <w:r>
-        <w:lastRenderedPageBreak/>
         <w:t>docs/adr/spec.md - специфікація вимог R-01 ... R-10.</w:t>
       </w:r>
     </w:p>
